--- a/Data/ToHopMon.docx
+++ b/Data/ToHopMon.docx
@@ -705,7 +705,21 @@
       </w:r>
       <w:proofErr w:type="spellEnd"/>
       <w:r>
-        <w:t xml:space="preserve"> – KH </w:t>
+        <w:t xml:space="preserve"> –</w:t>
+      </w:r>
+      <w:r>
+        <w:t xml:space="preserve"> </w:t>
+      </w:r>
+      <w:r>
+        <w:t xml:space="preserve">Khoa </w:t>
+      </w:r>
+      <w:proofErr w:type="spellStart"/>
+      <w:r>
+        <w:t>học</w:t>
+      </w:r>
+      <w:proofErr w:type="spellEnd"/>
+      <w:r>
+        <w:t xml:space="preserve"> </w:t>
       </w:r>
       <w:proofErr w:type="spellStart"/>
       <w:r>
@@ -799,7 +813,18 @@
       </w:r>
       <w:proofErr w:type="spellEnd"/>
       <w:r>
-        <w:t xml:space="preserve"> – KH </w:t>
+        <w:t xml:space="preserve"> – </w:t>
+      </w:r>
+      <w:r>
+        <w:t xml:space="preserve">Khoa </w:t>
+      </w:r>
+      <w:proofErr w:type="spellStart"/>
+      <w:r>
+        <w:t>học</w:t>
+      </w:r>
+      <w:proofErr w:type="spellEnd"/>
+      <w:r>
+        <w:t xml:space="preserve"> </w:t>
       </w:r>
       <w:proofErr w:type="spellStart"/>
       <w:r>
@@ -815,7 +840,10 @@
       </w:r>
       <w:proofErr w:type="spellEnd"/>
       <w:r>
-        <w:t xml:space="preserve"> – </w:t>
+        <w:t xml:space="preserve"> </w:t>
+      </w:r>
+      <w:r>
+        <w:t xml:space="preserve">– </w:t>
       </w:r>
       <w:proofErr w:type="spellStart"/>
       <w:r>
@@ -2038,6 +2066,14 @@
       </w:r>
       <w:proofErr w:type="spellEnd"/>
       <w:r>
+        <w:t xml:space="preserve"> </w:t>
+      </w:r>
+      <w:proofErr w:type="spellStart"/>
+      <w:r>
+        <w:t>lí</w:t>
+      </w:r>
+      <w:proofErr w:type="spellEnd"/>
+      <w:r>
         <w:br/>
       </w:r>
       <w:hyperlink r:id="rId42" w:tgtFrame="_blank" w:history="1">
@@ -7133,6 +7169,14 @@
       </w:r>
       <w:proofErr w:type="spellStart"/>
       <w:r>
+        <w:t>Vẽ</w:t>
+      </w:r>
+      <w:proofErr w:type="spellEnd"/>
+      <w:r>
+        <w:t xml:space="preserve"> </w:t>
+      </w:r>
+      <w:proofErr w:type="spellStart"/>
+      <w:r>
         <w:t>Hình</w:t>
       </w:r>
       <w:proofErr w:type="spellEnd"/>
@@ -7145,11 +7189,54 @@
       </w:r>
       <w:proofErr w:type="spellEnd"/>
       <w:r>
-        <w:t xml:space="preserve"> – Trang </w:t>
+        <w:t xml:space="preserve"> </w:t>
+      </w:r>
+      <w:proofErr w:type="spellStart"/>
+      <w:r>
+        <w:t>mỹ</w:t>
+      </w:r>
+      <w:proofErr w:type="spellEnd"/>
+      <w:r>
+        <w:t xml:space="preserve"> </w:t>
+      </w:r>
+      <w:proofErr w:type="spellStart"/>
+      <w:r>
+        <w:t>thuật</w:t>
+      </w:r>
+      <w:proofErr w:type="spellEnd"/>
+      <w:r>
+        <w:t xml:space="preserve"> </w:t>
+      </w:r>
+      <w:r>
+        <w:t xml:space="preserve">– </w:t>
+      </w:r>
+      <w:proofErr w:type="spellStart"/>
+      <w:r>
+        <w:t>Vẽ</w:t>
+      </w:r>
+      <w:proofErr w:type="spellEnd"/>
+      <w:r>
+        <w:t xml:space="preserve"> </w:t>
+      </w:r>
+      <w:proofErr w:type="spellStart"/>
+      <w:r>
+        <w:t>trang</w:t>
+      </w:r>
+      <w:proofErr w:type="spellEnd"/>
+      <w:r>
+        <w:t xml:space="preserve"> </w:t>
       </w:r>
       <w:proofErr w:type="spellStart"/>
       <w:r>
         <w:t>trí</w:t>
+      </w:r>
+      <w:proofErr w:type="spellEnd"/>
+      <w:r>
+        <w:t xml:space="preserve"> </w:t>
+      </w:r>
+      <w:proofErr w:type="spellStart"/>
+      <w:r>
+        <w:t>màu</w:t>
       </w:r>
       <w:proofErr w:type="spellEnd"/>
       <w:r>
@@ -7665,7 +7752,23 @@
       </w:r>
       <w:proofErr w:type="spellEnd"/>
       <w:r>
-        <w:t xml:space="preserve"> Anh – NK1</w:t>
+        <w:t xml:space="preserve"> Anh – </w:t>
+      </w:r>
+      <w:proofErr w:type="spellStart"/>
+      <w:r>
+        <w:t>Năng</w:t>
+      </w:r>
+      <w:proofErr w:type="spellEnd"/>
+      <w:r>
+        <w:t xml:space="preserve"> </w:t>
+      </w:r>
+      <w:proofErr w:type="spellStart"/>
+      <w:r>
+        <w:t>khiếu</w:t>
+      </w:r>
+      <w:proofErr w:type="spellEnd"/>
+      <w:r>
+        <w:t xml:space="preserve"> 1</w:t>
       </w:r>
       <w:r>
         <w:br/>
